--- a/Connect_in_Catalog_KajovoMCPCML_v1.4.docx
+++ b/Connect_in_Catalog_KajovoMCPCML_v1.4.docx
@@ -16996,7 +16996,7 @@
         <w:keepLines w:val="1"/>
       </w:pPr>
       <w:r>
-        <w:t>Onboarding worker s GitHub App vytvoří branch integration/kcmlNNNN/&lt;job-id&gt;, zapíše pouze handlers/KCMLNNNN/ a otevře PR. Workflow, root konfigurace, auth a platformní bezpečnostní soubory nesmí PR změnit. GitHub App má read oprávnění pro Actions, aby svázala úspěšný trusted main run ID s provenance.</w:t>
+        <w:t>Onboarding worker s provozovatelem nakonfigurovanou GitHub API autorizací vytvoří branch integration/kcmlNNNN/&lt;job-id&gt;, zapíše pouze handlers/KCMLNNNN/ a otevře PR. Workflow, root konfigurace, auth a platformní bezpečnostní soubory nesmí PR změnit. Autorizace má přístup pouze k potřebným operacím repozitáře a ke čtení Actions, aby svázala úspěšný trusted main run ID s provenance.</w:t>
       </w:r>
     </w:p>
     <w:p>

--- a/Connect_in_Catalog_KajovoMCPCML_v1.4.docx
+++ b/Connect_in_Catalog_KajovoMCPCML_v1.4.docx
@@ -3575,7 +3575,7 @@
         <w:keepLines w:val="1"/>
       </w:pPr>
       <w:r>
-        <w:t>V UI zvolit Automaticky integrovat MCP server a vystavit integrační token. Ruční registrace ani přímá správcovská aktivace nového serveru nejsou dostupné.</w:t>
+        <w:t>V UI zvolit Vygenerovat Integrační token. Ruční registrace ani přímá správcovská aktivace nového serveru nejsou dostupné.</w:t>
       </w:r>
     </w:p>
     <w:p>
